--- a/lab4/about/lab4.1.docx
+++ b/lab4/about/lab4.1.docx
@@ -1066,7 +1066,25 @@
           <w:szCs w:val="28"/>
           <w:lang w:eastAsia="uk-UA"/>
         </w:rPr>
-        <w:t xml:space="preserve"> Досліджуються три задані набори експериментальних точок (5, 8 та 20 пар координат). Визначається їхня специфіка:</w:t>
+        <w:t xml:space="preserve"> Досліджуються три задані набори експериментальних точок (5, </w:t>
+      </w:r>
+      <w:r>
+        <w:rPr>
+          <w:rFonts w:ascii="Times New Roman" w:eastAsia="Times New Roman" w:hAnsi="Times New Roman" w:cs="Times New Roman"/>
+          <w:sz w:val="28"/>
+          <w:szCs w:val="28"/>
+          <w:lang w:eastAsia="uk-UA"/>
+        </w:rPr>
+        <w:t>8</w:t>
+      </w:r>
+      <w:r>
+        <w:rPr>
+          <w:rFonts w:ascii="Times New Roman" w:eastAsia="Times New Roman" w:hAnsi="Times New Roman" w:cs="Times New Roman"/>
+          <w:sz w:val="28"/>
+          <w:szCs w:val="28"/>
+          <w:lang w:eastAsia="uk-UA"/>
+        </w:rPr>
+        <w:t xml:space="preserve"> та 20 пар координат). Визначається їхня специфіка:</w:t>
       </w:r>
     </w:p>
     <w:p>
@@ -1116,7 +1134,25 @@
           <w:szCs w:val="28"/>
           <w:lang w:eastAsia="uk-UA"/>
         </w:rPr>
-        <w:t>Другий набір (8 точок) нагадує гілку параболи або логарифмічну криву.</w:t>
+        <w:t>Другий набір (</w:t>
+      </w:r>
+      <w:r>
+        <w:rPr>
+          <w:rFonts w:ascii="Times New Roman" w:eastAsia="Times New Roman" w:hAnsi="Times New Roman" w:cs="Times New Roman"/>
+          <w:sz w:val="28"/>
+          <w:szCs w:val="28"/>
+          <w:lang w:eastAsia="uk-UA"/>
+        </w:rPr>
+        <w:t>8</w:t>
+      </w:r>
+      <w:r>
+        <w:rPr>
+          <w:rFonts w:ascii="Times New Roman" w:eastAsia="Times New Roman" w:hAnsi="Times New Roman" w:cs="Times New Roman"/>
+          <w:sz w:val="28"/>
+          <w:szCs w:val="28"/>
+          <w:lang w:eastAsia="uk-UA"/>
+        </w:rPr>
+        <w:t xml:space="preserve"> точок) нагадує гілку параболи або логарифмічну криву.</w:t>
       </w:r>
     </w:p>
     <w:p>
@@ -2138,7 +2174,14 @@
           <w:sz w:val="28"/>
           <w:szCs w:val="28"/>
         </w:rPr>
-        <w:t xml:space="preserve"> Для забезпечення читабельності </w:t>
+        <w:t xml:space="preserve"> </w:t>
+      </w:r>
+      <w:r>
+        <w:rPr>
+          <w:sz w:val="28"/>
+          <w:szCs w:val="28"/>
+        </w:rPr>
+        <w:t>Для забезпечення сучасної візуалізації обрано темну тему (</w:t>
       </w:r>
       <w:proofErr w:type="spellStart"/>
       <w:r>
@@ -2146,7 +2189,7 @@
           <w:sz w:val="28"/>
           <w:szCs w:val="28"/>
         </w:rPr>
-        <w:t>прототипується</w:t>
+        <w:t>dark_background</w:t>
       </w:r>
       <w:proofErr w:type="spellEnd"/>
       <w:r>
@@ -2154,7 +2197,23 @@
           <w:sz w:val="28"/>
           <w:szCs w:val="28"/>
         </w:rPr>
-        <w:t xml:space="preserve"> легенда: точки — чорні крапки; інтерполяція Лагранжа — зелена пунктирна лінія; МНК — товста червона суцільна лінія.</w:t>
+        <w:t xml:space="preserve">). Легенда графіку: експериментальні точки — колір </w:t>
+      </w:r>
+      <w:proofErr w:type="spellStart"/>
+      <w:r>
+        <w:rPr>
+          <w:sz w:val="28"/>
+          <w:szCs w:val="28"/>
+        </w:rPr>
+        <w:t>аква</w:t>
+      </w:r>
+      <w:proofErr w:type="spellEnd"/>
+      <w:r>
+        <w:rPr>
+          <w:sz w:val="28"/>
+          <w:szCs w:val="28"/>
+        </w:rPr>
+        <w:t>; інтерполяція Лагранжа — пурпурна пунктирна лінія; МНК — яскраво-червона суцільна лінія.</w:t>
       </w:r>
     </w:p>
     <w:p>
@@ -2419,19 +2478,19 @@
       </w:pPr>
       <w:r>
         <w:rPr>
-          <w:i/>
-          <w:iCs/>
-          <w:sz w:val="28"/>
-          <w:szCs w:val="28"/>
-        </w:rPr>
-        <w:t>Зіткнення з проблемою:</w:t>
-      </w:r>
-      <w:r>
-        <w:rPr>
-          <w:sz w:val="28"/>
-          <w:szCs w:val="28"/>
-        </w:rPr>
-        <w:t xml:space="preserve"> Під час прогону набору з 20 точок графік Лагранжа починає хаотично "відлітати" у нескінченність між крайніми вузлами (класичний феномен </w:t>
+          <w:b/>
+          <w:bCs/>
+          <w:sz w:val="28"/>
+          <w:szCs w:val="28"/>
+        </w:rPr>
+        <w:t>Зіткнення з проблемою</w:t>
+      </w:r>
+      <w:r>
+        <w:rPr>
+          <w:sz w:val="28"/>
+          <w:szCs w:val="28"/>
+        </w:rPr>
+        <w:t xml:space="preserve">: Під час тестування набору з 20 точок підтвердився «феномен </w:t>
       </w:r>
       <w:proofErr w:type="spellStart"/>
       <w:r>
@@ -2447,7 +2506,39 @@
           <w:sz w:val="28"/>
           <w:szCs w:val="28"/>
         </w:rPr>
-        <w:t>).</w:t>
+        <w:t xml:space="preserve">» — поліном високого </w:t>
+      </w:r>
+      <w:proofErr w:type="spellStart"/>
+      <w:r>
+        <w:rPr>
+          <w:sz w:val="28"/>
+          <w:szCs w:val="28"/>
+        </w:rPr>
+        <w:t>степеня</w:t>
+      </w:r>
+      <w:proofErr w:type="spellEnd"/>
+      <w:r>
+        <w:rPr>
+          <w:sz w:val="28"/>
+          <w:szCs w:val="28"/>
+        </w:rPr>
+        <w:t xml:space="preserve"> починає хаотично «відлітати» у нескінченність на краях графіка. Оскільки автоматичне масштабування </w:t>
+      </w:r>
+      <w:proofErr w:type="spellStart"/>
+      <w:r>
+        <w:rPr>
+          <w:sz w:val="28"/>
+          <w:szCs w:val="28"/>
+        </w:rPr>
+        <w:t>Matplotlib</w:t>
+      </w:r>
+      <w:proofErr w:type="spellEnd"/>
+      <w:r>
+        <w:rPr>
+          <w:sz w:val="28"/>
+          <w:szCs w:val="28"/>
+        </w:rPr>
+        <w:t xml:space="preserve"> намагається охопити всю криву, масштаб усього графіка розтягується, що візуально віддаляє експериментальні точки.</w:t>
       </w:r>
     </w:p>
     <w:p>
@@ -2466,19 +2557,118 @@
       </w:pPr>
       <w:r>
         <w:rPr>
-          <w:i/>
-          <w:iCs/>
-          <w:sz w:val="28"/>
-          <w:szCs w:val="28"/>
-        </w:rPr>
-        <w:t>Швидке рішення (перевага RAD):</w:t>
-      </w:r>
-      <w:r>
-        <w:rPr>
-          <w:sz w:val="28"/>
-          <w:szCs w:val="28"/>
-        </w:rPr>
-        <w:t xml:space="preserve"> У код негайно додається обмеження осі ординат (</w:t>
+          <w:b/>
+          <w:bCs/>
+          <w:sz w:val="28"/>
+          <w:szCs w:val="28"/>
+        </w:rPr>
+        <w:t>Швидке рішення (перевага RAD)</w:t>
+      </w:r>
+      <w:r>
+        <w:rPr>
+          <w:sz w:val="28"/>
+          <w:szCs w:val="28"/>
+        </w:rPr>
+        <w:t xml:space="preserve">: Замість впровадження жорстких математичних обмежень, акцент було зроблено на </w:t>
+      </w:r>
+      <w:r>
+        <w:rPr>
+          <w:b/>
+          <w:bCs/>
+          <w:sz w:val="28"/>
+          <w:szCs w:val="28"/>
+        </w:rPr>
+        <w:t>інтерактивній керованості інтерфейсу</w:t>
+      </w:r>
+      <w:r>
+        <w:rPr>
+          <w:sz w:val="28"/>
+          <w:szCs w:val="28"/>
+        </w:rPr>
+        <w:t>.</w:t>
+      </w:r>
+    </w:p>
+    <w:p>
+      <w:pPr>
+        <w:pStyle w:val="a4"/>
+        <w:numPr>
+          <w:ilvl w:val="2"/>
+          <w:numId w:val="5"/>
+        </w:numPr>
+        <w:spacing w:line="360" w:lineRule="auto"/>
+        <w:jc w:val="both"/>
+        <w:rPr>
+          <w:sz w:val="28"/>
+          <w:szCs w:val="28"/>
+        </w:rPr>
+      </w:pPr>
+      <w:r>
+        <w:rPr>
+          <w:sz w:val="28"/>
+          <w:szCs w:val="28"/>
+        </w:rPr>
+        <w:t>Завдяки можливості вибору режимів (наприклад, увімкнення лише МНК), користувач може бачити «чистий» графік без викривлень.</w:t>
+      </w:r>
+    </w:p>
+    <w:p>
+      <w:pPr>
+        <w:pStyle w:val="a4"/>
+        <w:numPr>
+          <w:ilvl w:val="2"/>
+          <w:numId w:val="5"/>
+        </w:numPr>
+        <w:spacing w:line="360" w:lineRule="auto"/>
+        <w:jc w:val="both"/>
+        <w:rPr>
+          <w:sz w:val="28"/>
+          <w:szCs w:val="28"/>
+        </w:rPr>
+      </w:pPr>
+      <w:r>
+        <w:rPr>
+          <w:sz w:val="28"/>
+          <w:szCs w:val="28"/>
+        </w:rPr>
+        <w:lastRenderedPageBreak/>
+        <w:t xml:space="preserve">Використання </w:t>
+      </w:r>
+      <w:r>
+        <w:rPr>
+          <w:b/>
+          <w:bCs/>
+          <w:sz w:val="28"/>
+          <w:szCs w:val="28"/>
+        </w:rPr>
+        <w:t>анімації побудови Лагранжа</w:t>
+      </w:r>
+      <w:r>
+        <w:rPr>
+          <w:sz w:val="28"/>
+          <w:szCs w:val="28"/>
+        </w:rPr>
+        <w:t xml:space="preserve"> дозволяє наочно простежити процес інтерполяції до моменту появи великих коливань.</w:t>
+      </w:r>
+    </w:p>
+    <w:p>
+      <w:pPr>
+        <w:pStyle w:val="a4"/>
+        <w:numPr>
+          <w:ilvl w:val="2"/>
+          <w:numId w:val="5"/>
+        </w:numPr>
+        <w:spacing w:line="360" w:lineRule="auto"/>
+        <w:jc w:val="both"/>
+        <w:rPr>
+          <w:sz w:val="28"/>
+          <w:szCs w:val="28"/>
+        </w:rPr>
+      </w:pPr>
+      <w:r>
+        <w:rPr>
+          <w:sz w:val="28"/>
+          <w:szCs w:val="28"/>
+        </w:rPr>
+        <w:t>Це дозволяє зберегти інформативність: при детальному розгляді (</w:t>
       </w:r>
       <w:proofErr w:type="spellStart"/>
       <w:r>
@@ -2486,7 +2676,7 @@
           <w:sz w:val="28"/>
           <w:szCs w:val="28"/>
         </w:rPr>
-        <w:t>clipping</w:t>
+        <w:t>zoom</w:t>
       </w:r>
       <w:proofErr w:type="spellEnd"/>
       <w:r>
@@ -2494,7 +2684,7 @@
           <w:sz w:val="28"/>
           <w:szCs w:val="28"/>
         </w:rPr>
-        <w:t>), щоб викиди Лагранжа не спотворювали масштаб усього графіка.</w:t>
+        <w:t>) або при перемиканні методів основні експериментальні дані залишаються чітко видимими, незважаючи на математичні особливості інтерполяційного полінома.</w:t>
       </w:r>
     </w:p>
     <w:p>
@@ -2626,6 +2816,164 @@
     </w:p>
     <w:p>
       <w:pPr>
+        <w:pStyle w:val="a3"/>
+        <w:numPr>
+          <w:ilvl w:val="0"/>
+          <w:numId w:val="5"/>
+        </w:numPr>
+        <w:spacing w:before="100" w:beforeAutospacing="1" w:after="100" w:afterAutospacing="1" w:line="360" w:lineRule="auto"/>
+        <w:jc w:val="both"/>
+        <w:rPr>
+          <w:rFonts w:ascii="Times New Roman" w:eastAsia="Times New Roman" w:hAnsi="Times New Roman" w:cs="Times New Roman"/>
+          <w:sz w:val="28"/>
+          <w:szCs w:val="28"/>
+          <w:lang w:eastAsia="uk-UA"/>
+        </w:rPr>
+      </w:pPr>
+      <w:r>
+        <w:rPr>
+          <w:rFonts w:ascii="Times New Roman" w:eastAsia="Times New Roman" w:hAnsi="Times New Roman" w:cs="Times New Roman"/>
+          <w:b/>
+          <w:bCs/>
+          <w:sz w:val="28"/>
+          <w:szCs w:val="28"/>
+          <w:lang w:eastAsia="uk-UA"/>
+        </w:rPr>
+        <w:t>Ітерація 3 (Динамічна візуалізація та анімація):</w:t>
+      </w:r>
+    </w:p>
+    <w:p>
+      <w:pPr>
+        <w:numPr>
+          <w:ilvl w:val="0"/>
+          <w:numId w:val="11"/>
+        </w:numPr>
+        <w:spacing w:before="100" w:beforeAutospacing="1" w:after="100" w:afterAutospacing="1" w:line="360" w:lineRule="auto"/>
+        <w:jc w:val="both"/>
+        <w:rPr>
+          <w:rFonts w:ascii="Times New Roman" w:eastAsia="Times New Roman" w:hAnsi="Times New Roman" w:cs="Times New Roman"/>
+          <w:sz w:val="28"/>
+          <w:szCs w:val="28"/>
+          <w:lang w:eastAsia="uk-UA"/>
+        </w:rPr>
+      </w:pPr>
+      <w:r>
+        <w:rPr>
+          <w:rFonts w:ascii="Times New Roman" w:eastAsia="Times New Roman" w:hAnsi="Times New Roman" w:cs="Times New Roman"/>
+          <w:b/>
+          <w:bCs/>
+          <w:sz w:val="28"/>
+          <w:szCs w:val="28"/>
+          <w:lang w:eastAsia="uk-UA"/>
+        </w:rPr>
+        <w:t>Дія:</w:t>
+      </w:r>
+      <w:r>
+        <w:rPr>
+          <w:rFonts w:ascii="Times New Roman" w:eastAsia="Times New Roman" w:hAnsi="Times New Roman" w:cs="Times New Roman"/>
+          <w:sz w:val="28"/>
+          <w:szCs w:val="28"/>
+          <w:lang w:eastAsia="uk-UA"/>
+        </w:rPr>
+        <w:t xml:space="preserve"> Реалізація класу </w:t>
+      </w:r>
+      <w:proofErr w:type="spellStart"/>
+      <w:r>
+        <w:rPr>
+          <w:rFonts w:ascii="Times New Roman" w:eastAsia="Times New Roman" w:hAnsi="Times New Roman" w:cs="Times New Roman"/>
+          <w:sz w:val="28"/>
+          <w:szCs w:val="28"/>
+          <w:lang w:eastAsia="uk-UA"/>
+        </w:rPr>
+        <w:t>AnimationController</w:t>
+      </w:r>
+      <w:proofErr w:type="spellEnd"/>
+      <w:r>
+        <w:rPr>
+          <w:rFonts w:ascii="Times New Roman" w:eastAsia="Times New Roman" w:hAnsi="Times New Roman" w:cs="Times New Roman"/>
+          <w:sz w:val="28"/>
+          <w:szCs w:val="28"/>
+          <w:lang w:eastAsia="uk-UA"/>
+        </w:rPr>
+        <w:t xml:space="preserve"> для інтерактивного керування процесом.</w:t>
+      </w:r>
+    </w:p>
+    <w:p>
+      <w:pPr>
+        <w:numPr>
+          <w:ilvl w:val="0"/>
+          <w:numId w:val="11"/>
+        </w:numPr>
+        <w:spacing w:before="100" w:beforeAutospacing="1" w:after="100" w:afterAutospacing="1" w:line="360" w:lineRule="auto"/>
+        <w:jc w:val="both"/>
+        <w:rPr>
+          <w:rFonts w:ascii="Times New Roman" w:eastAsia="Times New Roman" w:hAnsi="Times New Roman" w:cs="Times New Roman"/>
+          <w:sz w:val="28"/>
+          <w:szCs w:val="28"/>
+          <w:lang w:eastAsia="uk-UA"/>
+        </w:rPr>
+      </w:pPr>
+      <w:r>
+        <w:rPr>
+          <w:rFonts w:ascii="Times New Roman" w:eastAsia="Times New Roman" w:hAnsi="Times New Roman" w:cs="Times New Roman"/>
+          <w:b/>
+          <w:bCs/>
+          <w:sz w:val="28"/>
+          <w:szCs w:val="28"/>
+          <w:lang w:eastAsia="uk-UA"/>
+        </w:rPr>
+        <w:t>Деталі:</w:t>
+      </w:r>
+      <w:r>
+        <w:rPr>
+          <w:rFonts w:ascii="Times New Roman" w:eastAsia="Times New Roman" w:hAnsi="Times New Roman" w:cs="Times New Roman"/>
+          <w:sz w:val="28"/>
+          <w:szCs w:val="28"/>
+          <w:lang w:eastAsia="uk-UA"/>
+        </w:rPr>
+        <w:t xml:space="preserve"> Використан</w:t>
+      </w:r>
+      <w:r>
+        <w:rPr>
+          <w:rFonts w:ascii="Times New Roman" w:eastAsia="Times New Roman" w:hAnsi="Times New Roman" w:cs="Times New Roman"/>
+          <w:sz w:val="28"/>
+          <w:szCs w:val="28"/>
+          <w:lang w:eastAsia="uk-UA"/>
+        </w:rPr>
+        <w:t>ня</w:t>
+      </w:r>
+      <w:r>
+        <w:rPr>
+          <w:rFonts w:ascii="Times New Roman" w:eastAsia="Times New Roman" w:hAnsi="Times New Roman" w:cs="Times New Roman"/>
+          <w:sz w:val="28"/>
+          <w:szCs w:val="28"/>
+          <w:lang w:eastAsia="uk-UA"/>
+        </w:rPr>
+        <w:t xml:space="preserve"> </w:t>
+      </w:r>
+      <w:proofErr w:type="spellStart"/>
+      <w:r>
+        <w:rPr>
+          <w:rFonts w:ascii="Times New Roman" w:eastAsia="Times New Roman" w:hAnsi="Times New Roman" w:cs="Times New Roman"/>
+          <w:sz w:val="28"/>
+          <w:szCs w:val="28"/>
+          <w:lang w:eastAsia="uk-UA"/>
+        </w:rPr>
+        <w:t>matplotlib.animation.FuncAnimation</w:t>
+      </w:r>
+      <w:proofErr w:type="spellEnd"/>
+      <w:r>
+        <w:rPr>
+          <w:rFonts w:ascii="Times New Roman" w:eastAsia="Times New Roman" w:hAnsi="Times New Roman" w:cs="Times New Roman"/>
+          <w:sz w:val="28"/>
+          <w:szCs w:val="28"/>
+          <w:lang w:eastAsia="uk-UA"/>
+        </w:rPr>
+        <w:t xml:space="preserve"> для створення ефекту "поступової побудови" кривих. Це дозволяє наочно побачити, як додавання кожної нової точки змінює форму інтерполяційного полінома Лагранжа.</w:t>
+      </w:r>
+    </w:p>
+    <w:p>
+      <w:pPr>
         <w:pStyle w:val="a4"/>
         <w:numPr>
           <w:ilvl w:val="0"/>
@@ -2645,8 +2993,25 @@
           <w:sz w:val="28"/>
           <w:szCs w:val="28"/>
         </w:rPr>
-        <w:lastRenderedPageBreak/>
-        <w:t>Ітерація 3 (Аналіз залишків):</w:t>
+        <w:t xml:space="preserve">Ітерація </w:t>
+      </w:r>
+      <w:r>
+        <w:rPr>
+          <w:b/>
+          <w:bCs/>
+          <w:sz w:val="28"/>
+          <w:szCs w:val="28"/>
+        </w:rPr>
+        <w:t>4</w:t>
+      </w:r>
+      <w:r>
+        <w:rPr>
+          <w:b/>
+          <w:bCs/>
+          <w:sz w:val="28"/>
+          <w:szCs w:val="28"/>
+        </w:rPr>
+        <w:t xml:space="preserve"> (Аналіз залишків):</w:t>
       </w:r>
       <w:r>
         <w:rPr>
@@ -2829,6 +3194,7 @@
           <w:sz w:val="28"/>
           <w:szCs w:val="28"/>
         </w:rPr>
+        <w:lastRenderedPageBreak/>
         <w:t>Фінальна фаза, на якій програмний продукт набуває завершеного вигляду і формується звітність.</w:t>
       </w:r>
     </w:p>
@@ -2958,7 +3324,63 @@
           <w:sz w:val="28"/>
           <w:szCs w:val="28"/>
         </w:rPr>
-        <w:t xml:space="preserve"> Програма послідовно генерує три вікна з графіками (для 5, 8 та 20 точок). Ці графіки зберігаються як зображення високої роздільної здатності для вставки в лабораторний звіт.</w:t>
+        <w:t xml:space="preserve"> Програма</w:t>
+      </w:r>
+      <w:r>
+        <w:rPr>
+          <w:sz w:val="28"/>
+          <w:szCs w:val="28"/>
+        </w:rPr>
+        <w:t xml:space="preserve"> </w:t>
+      </w:r>
+      <w:r>
+        <w:rPr>
+          <w:sz w:val="28"/>
+          <w:szCs w:val="28"/>
+        </w:rPr>
+        <w:t>генерує вікн</w:t>
+      </w:r>
+      <w:r>
+        <w:rPr>
+          <w:sz w:val="28"/>
+          <w:szCs w:val="28"/>
+        </w:rPr>
+        <w:t>о</w:t>
+      </w:r>
+      <w:r>
+        <w:rPr>
+          <w:sz w:val="28"/>
+          <w:szCs w:val="28"/>
+        </w:rPr>
+        <w:t xml:space="preserve"> з графіками</w:t>
+      </w:r>
+      <w:r>
+        <w:rPr>
+          <w:sz w:val="28"/>
+          <w:szCs w:val="28"/>
+        </w:rPr>
+        <w:t xml:space="preserve"> на вибір</w:t>
+      </w:r>
+      <w:r>
+        <w:rPr>
+          <w:sz w:val="28"/>
+          <w:szCs w:val="28"/>
+        </w:rPr>
+        <w:t xml:space="preserve"> (для 5, </w:t>
+      </w:r>
+      <w:r>
+        <w:rPr>
+          <w:sz w:val="28"/>
+          <w:szCs w:val="28"/>
+        </w:rPr>
+        <w:t>8</w:t>
+      </w:r>
+      <w:r>
+        <w:rPr>
+          <w:sz w:val="28"/>
+          <w:szCs w:val="28"/>
+        </w:rPr>
+        <w:t xml:space="preserve"> та 20 точок). </w:t>
       </w:r>
     </w:p>
     <w:p>
@@ -2982,69 +3404,6 @@
           <w:sz w:val="28"/>
           <w:szCs w:val="28"/>
         </w:rPr>
-        <w:t>Математичні висновки (для звіту):</w:t>
-      </w:r>
-      <w:r>
-        <w:rPr>
-          <w:sz w:val="28"/>
-          <w:szCs w:val="28"/>
-        </w:rPr>
-        <w:t xml:space="preserve"> На основі отриманих графіків </w:t>
-      </w:r>
-      <w:proofErr w:type="spellStart"/>
-      <w:r>
-        <w:rPr>
-          <w:sz w:val="28"/>
-          <w:szCs w:val="28"/>
-        </w:rPr>
-        <w:t>формулюється</w:t>
-      </w:r>
-      <w:proofErr w:type="spellEnd"/>
-      <w:r>
-        <w:rPr>
-          <w:sz w:val="28"/>
-          <w:szCs w:val="28"/>
-        </w:rPr>
-        <w:t xml:space="preserve"> кінцевий висновок лабораторної роботи: для малого обсягу даних (5 точок) обидва методи дають адекватний результат, але для великих масивів з шумом (20 точок) використання глобальної інтерполяції Лагранжа є неприпустимим через осциляції, тому метод найменших квадратів (МНК) є єдиним правильним вибором для знаходження </w:t>
-      </w:r>
-      <w:proofErr w:type="spellStart"/>
-      <w:r>
-        <w:rPr>
-          <w:sz w:val="28"/>
-          <w:szCs w:val="28"/>
-        </w:rPr>
-        <w:t>згладжуючого</w:t>
-      </w:r>
-      <w:proofErr w:type="spellEnd"/>
-      <w:r>
-        <w:rPr>
-          <w:sz w:val="28"/>
-          <w:szCs w:val="28"/>
-        </w:rPr>
-        <w:t xml:space="preserve"> тренду.</w:t>
-      </w:r>
-    </w:p>
-    <w:p>
-      <w:pPr>
-        <w:pStyle w:val="a4"/>
-        <w:numPr>
-          <w:ilvl w:val="0"/>
-          <w:numId w:val="6"/>
-        </w:numPr>
-        <w:spacing w:line="360" w:lineRule="auto"/>
-        <w:jc w:val="both"/>
-        <w:rPr>
-          <w:sz w:val="28"/>
-          <w:szCs w:val="28"/>
-        </w:rPr>
-      </w:pPr>
-      <w:r>
-        <w:rPr>
-          <w:b/>
-          <w:bCs/>
-          <w:sz w:val="28"/>
-          <w:szCs w:val="28"/>
-        </w:rPr>
         <w:t>Результат етапу:</w:t>
       </w:r>
       <w:r>
@@ -3067,14 +3426,7 @@
           <w:sz w:val="28"/>
           <w:szCs w:val="28"/>
         </w:rPr>
-        <w:t xml:space="preserve">та </w:t>
-      </w:r>
-      <w:r>
-        <w:rPr>
-          <w:sz w:val="28"/>
-          <w:szCs w:val="28"/>
-        </w:rPr>
-        <w:t>оформлений звіт.</w:t>
+        <w:t>та оформлений звіт.</w:t>
       </w:r>
     </w:p>
     <w:p>
@@ -3128,7 +3480,6 @@
           <w:szCs w:val="28"/>
           <w:lang w:eastAsia="uk-UA"/>
         </w:rPr>
-        <w:lastRenderedPageBreak/>
         <w:t xml:space="preserve">Для знаходження наближених функціональних </w:t>
       </w:r>
       <w:proofErr w:type="spellStart"/>
@@ -3469,16 +3820,7 @@
                       <w:szCs w:val="28"/>
                       <w:lang w:eastAsia="uk-UA"/>
                     </w:rPr>
-                    <m:t xml:space="preserve">j = 0; j </m:t>
-                  </m:r>
-                  <m:r>
-                    <w:rPr>
-                      <w:rFonts w:ascii="Cambria Math" w:eastAsia="Times New Roman" w:hAnsi="Cambria Math" w:cs="Times New Roman"/>
-                      <w:sz w:val="28"/>
-                      <w:szCs w:val="28"/>
-                      <w:lang w:eastAsia="uk-UA"/>
-                    </w:rPr>
-                    <m:t>не=</m:t>
+                    <m:t>j = 0; j не=</m:t>
                   </m:r>
                   <m:r>
                     <w:rPr>
@@ -3673,7 +4015,7 @@
           <w:szCs w:val="28"/>
           <w:lang w:eastAsia="uk-UA"/>
         </w:rPr>
-        <w:t>Особливості для ваших даних:</w:t>
+        <w:t>Особливості для даних:</w:t>
       </w:r>
       <w:r>
         <w:rPr>
@@ -3715,7 +4057,17 @@
           <w:szCs w:val="28"/>
           <w:lang w:eastAsia="uk-UA"/>
         </w:rPr>
-        <w:t xml:space="preserve"> — гігантські осциляції (коливання) між вузлами на краях відрізка, що робить цей метод непридатним для великих </w:t>
+        <w:t xml:space="preserve"> — гігантські осциляції (коливання) між </w:t>
+      </w:r>
+      <w:r>
+        <w:rPr>
+          <w:rFonts w:ascii="Times New Roman" w:eastAsia="Times New Roman" w:hAnsi="Times New Roman" w:cs="Times New Roman"/>
+          <w:sz w:val="28"/>
+          <w:szCs w:val="28"/>
+          <w:lang w:eastAsia="uk-UA"/>
+        </w:rPr>
+        <w:lastRenderedPageBreak/>
+        <w:t xml:space="preserve">вузлами на краях відрізка, що робить цей метод непридатним для великих </w:t>
       </w:r>
       <w:proofErr w:type="spellStart"/>
       <w:r>
@@ -4176,26 +4528,16 @@
           <w:szCs w:val="28"/>
           <w:lang w:eastAsia="uk-UA"/>
         </w:rPr>
-        <w:t>Особливості для ваших даних:</w:t>
-      </w:r>
-      <w:r>
-        <w:rPr>
-          <w:rFonts w:ascii="Times New Roman" w:eastAsia="Times New Roman" w:hAnsi="Times New Roman" w:cs="Times New Roman"/>
-          <w:sz w:val="28"/>
-          <w:szCs w:val="28"/>
-          <w:lang w:eastAsia="uk-UA"/>
-        </w:rPr>
-        <w:t xml:space="preserve"> Цей метод є основним для роботи з набором на 20 точок. Вибір полінома 3-го або 4-го ступеня дозволяє </w:t>
-      </w:r>
-      <w:r>
-        <w:rPr>
-          <w:rFonts w:ascii="Times New Roman" w:eastAsia="Times New Roman" w:hAnsi="Times New Roman" w:cs="Times New Roman"/>
-          <w:sz w:val="28"/>
-          <w:szCs w:val="28"/>
-          <w:lang w:eastAsia="uk-UA"/>
-        </w:rPr>
-        <w:lastRenderedPageBreak/>
-        <w:t>ефективно згладити "коливання навколо середнього" і виявити загальний тренд без перенавчання моделі.</w:t>
+        <w:t>Особливості для даних:</w:t>
+      </w:r>
+      <w:r>
+        <w:rPr>
+          <w:rFonts w:ascii="Times New Roman" w:eastAsia="Times New Roman" w:hAnsi="Times New Roman" w:cs="Times New Roman"/>
+          <w:sz w:val="28"/>
+          <w:szCs w:val="28"/>
+          <w:lang w:eastAsia="uk-UA"/>
+        </w:rPr>
+        <w:t xml:space="preserve"> Цей метод є основним для роботи з набором на 20 точок. Вибір полінома 3-го або 4-го ступеня дозволяє ефективно згладити "коливання навколо середнього" і виявити загальний тренд без перенавчання моделі.</w:t>
       </w:r>
     </w:p>
     <w:p>
@@ -4507,6 +4849,7 @@
           <w:sz w:val="28"/>
           <w:szCs w:val="28"/>
         </w:rPr>
+        <w:lastRenderedPageBreak/>
         <w:drawing>
           <wp:inline distT="0" distB="0" distL="0" distR="0" wp14:anchorId="630876ED" wp14:editId="113D8D3C">
             <wp:extent cx="4482402" cy="5001371"/>
@@ -4566,7 +4909,6 @@
           <w:sz w:val="28"/>
           <w:szCs w:val="28"/>
         </w:rPr>
-        <w:lastRenderedPageBreak/>
         <w:drawing>
           <wp:inline distT="0" distB="0" distL="0" distR="0" wp14:anchorId="691F821C" wp14:editId="3ADEB527">
             <wp:extent cx="6120765" cy="4445635"/>
@@ -4787,6 +5129,304 @@
 <file path=word/numbering.xml><?xml version="1.0" encoding="utf-8"?>
 <w:numbering xmlns:wpc="http://schemas.microsoft.com/office/word/2010/wordprocessingCanvas" xmlns:cx="http://schemas.microsoft.com/office/drawing/2014/chartex" xmlns:cx1="http://schemas.microsoft.com/office/drawing/2015/9/8/chartex" xmlns:cx2="http://schemas.microsoft.com/office/drawing/2015/10/21/chartex" xmlns:cx3="http://schemas.microsoft.com/office/drawing/2016/5/9/chartex" xmlns:cx4="http://schemas.microsoft.com/office/drawing/2016/5/10/chartex" xmlns:cx5="http://schemas.microsoft.com/office/drawing/2016/5/11/chartex" xmlns:cx6="http://schemas.microsoft.com/office/drawing/2016/5/12/chartex" xmlns:cx7="http://schemas.microsoft.com/office/drawing/2016/5/13/chartex" xmlns:cx8="http://schemas.microsoft.com/office/drawing/2016/5/14/chartex" xmlns:mc="http://schemas.openxmlformats.org/markup-compatibility/2006" xmlns:aink="http://schemas.microsoft.com/office/drawing/2016/ink" xmlns:am3d="http://schemas.microsoft.com/office/drawing/2017/model3d" xmlns:o="urn:schemas-microsoft-com:office:office" xmlns:r="http://schemas.openxmlformats.org/officeDocument/2006/relationships" xmlns:m="http://schemas.openxmlformats.org/officeDocument/2006/math" xmlns:v="urn:schemas-microsoft-com:vml" xmlns:wp14="http://schemas.microsoft.com/office/word/2010/wordprocessingDrawing" xmlns:wp="http://schemas.openxmlformats.org/drawingml/2006/wordprocessingDrawing" xmlns:w10="urn:schemas-microsoft-com:office:word" xmlns:w="http://schemas.openxmlformats.org/wordprocessingml/2006/main" xmlns:w14="http://schemas.microsoft.com/office/word/2010/wordml" xmlns:w15="http://schemas.microsoft.com/office/word/2012/wordml" xmlns:w16cex="http://schemas.microsoft.com/office/word/2018/wordml/cex" xmlns:w16cid="http://schemas.microsoft.com/office/word/2016/wordml/cid" xmlns:w16="http://schemas.microsoft.com/office/word/2018/wordml" xmlns:w16sdtdh="http://schemas.microsoft.com/office/word/2020/wordml/sdtdatahash" xmlns:w16se="http://schemas.microsoft.com/office/word/2015/wordml/symex" xmlns:wpg="http://schemas.microsoft.com/office/word/2010/wordprocessingGroup" xmlns:wpi="http://schemas.microsoft.com/office/word/2010/wordprocessingInk" xmlns:wne="http://schemas.microsoft.com/office/word/2006/wordml" xmlns:wps="http://schemas.microsoft.com/office/word/2010/wordprocessingShape" mc:Ignorable="w14 w15 w16se w16cid w16 w16cex w16sdtdh wp14">
   <w:abstractNum w:abstractNumId="0" w15:restartNumberingAfterBreak="0">
+    <w:nsid w:val="09B509CC"/>
+    <w:multiLevelType w:val="multilevel"/>
+    <w:tmpl w:val="16146EA0"/>
+    <w:lvl w:ilvl="0">
+      <w:start w:val="1"/>
+      <w:numFmt w:val="bullet"/>
+      <w:lvlText w:val=""/>
+      <w:lvlJc w:val="left"/>
+      <w:pPr>
+        <w:tabs>
+          <w:tab w:val="num" w:pos="720"/>
+        </w:tabs>
+        <w:ind w:left="720" w:hanging="360"/>
+      </w:pPr>
+      <w:rPr>
+        <w:rFonts w:ascii="Symbol" w:hAnsi="Symbol" w:hint="default"/>
+        <w:sz w:val="20"/>
+      </w:rPr>
+    </w:lvl>
+    <w:lvl w:ilvl="1" w:tentative="1">
+      <w:start w:val="1"/>
+      <w:numFmt w:val="bullet"/>
+      <w:lvlText w:val="o"/>
+      <w:lvlJc w:val="left"/>
+      <w:pPr>
+        <w:tabs>
+          <w:tab w:val="num" w:pos="1440"/>
+        </w:tabs>
+        <w:ind w:left="1440" w:hanging="360"/>
+      </w:pPr>
+      <w:rPr>
+        <w:rFonts w:ascii="Courier New" w:hAnsi="Courier New" w:hint="default"/>
+        <w:sz w:val="20"/>
+      </w:rPr>
+    </w:lvl>
+    <w:lvl w:ilvl="2" w:tentative="1">
+      <w:start w:val="1"/>
+      <w:numFmt w:val="bullet"/>
+      <w:lvlText w:val=""/>
+      <w:lvlJc w:val="left"/>
+      <w:pPr>
+        <w:tabs>
+          <w:tab w:val="num" w:pos="2160"/>
+        </w:tabs>
+        <w:ind w:left="2160" w:hanging="360"/>
+      </w:pPr>
+      <w:rPr>
+        <w:rFonts w:ascii="Wingdings" w:hAnsi="Wingdings" w:hint="default"/>
+        <w:sz w:val="20"/>
+      </w:rPr>
+    </w:lvl>
+    <w:lvl w:ilvl="3" w:tentative="1">
+      <w:start w:val="1"/>
+      <w:numFmt w:val="bullet"/>
+      <w:lvlText w:val=""/>
+      <w:lvlJc w:val="left"/>
+      <w:pPr>
+        <w:tabs>
+          <w:tab w:val="num" w:pos="2880"/>
+        </w:tabs>
+        <w:ind w:left="2880" w:hanging="360"/>
+      </w:pPr>
+      <w:rPr>
+        <w:rFonts w:ascii="Wingdings" w:hAnsi="Wingdings" w:hint="default"/>
+        <w:sz w:val="20"/>
+      </w:rPr>
+    </w:lvl>
+    <w:lvl w:ilvl="4" w:tentative="1">
+      <w:start w:val="1"/>
+      <w:numFmt w:val="bullet"/>
+      <w:lvlText w:val=""/>
+      <w:lvlJc w:val="left"/>
+      <w:pPr>
+        <w:tabs>
+          <w:tab w:val="num" w:pos="3600"/>
+        </w:tabs>
+        <w:ind w:left="3600" w:hanging="360"/>
+      </w:pPr>
+      <w:rPr>
+        <w:rFonts w:ascii="Wingdings" w:hAnsi="Wingdings" w:hint="default"/>
+        <w:sz w:val="20"/>
+      </w:rPr>
+    </w:lvl>
+    <w:lvl w:ilvl="5" w:tentative="1">
+      <w:start w:val="1"/>
+      <w:numFmt w:val="bullet"/>
+      <w:lvlText w:val=""/>
+      <w:lvlJc w:val="left"/>
+      <w:pPr>
+        <w:tabs>
+          <w:tab w:val="num" w:pos="4320"/>
+        </w:tabs>
+        <w:ind w:left="4320" w:hanging="360"/>
+      </w:pPr>
+      <w:rPr>
+        <w:rFonts w:ascii="Wingdings" w:hAnsi="Wingdings" w:hint="default"/>
+        <w:sz w:val="20"/>
+      </w:rPr>
+    </w:lvl>
+    <w:lvl w:ilvl="6" w:tentative="1">
+      <w:start w:val="1"/>
+      <w:numFmt w:val="bullet"/>
+      <w:lvlText w:val=""/>
+      <w:lvlJc w:val="left"/>
+      <w:pPr>
+        <w:tabs>
+          <w:tab w:val="num" w:pos="5040"/>
+        </w:tabs>
+        <w:ind w:left="5040" w:hanging="360"/>
+      </w:pPr>
+      <w:rPr>
+        <w:rFonts w:ascii="Wingdings" w:hAnsi="Wingdings" w:hint="default"/>
+        <w:sz w:val="20"/>
+      </w:rPr>
+    </w:lvl>
+    <w:lvl w:ilvl="7" w:tentative="1">
+      <w:start w:val="1"/>
+      <w:numFmt w:val="bullet"/>
+      <w:lvlText w:val=""/>
+      <w:lvlJc w:val="left"/>
+      <w:pPr>
+        <w:tabs>
+          <w:tab w:val="num" w:pos="5760"/>
+        </w:tabs>
+        <w:ind w:left="5760" w:hanging="360"/>
+      </w:pPr>
+      <w:rPr>
+        <w:rFonts w:ascii="Wingdings" w:hAnsi="Wingdings" w:hint="default"/>
+        <w:sz w:val="20"/>
+      </w:rPr>
+    </w:lvl>
+    <w:lvl w:ilvl="8" w:tentative="1">
+      <w:start w:val="1"/>
+      <w:numFmt w:val="bullet"/>
+      <w:lvlText w:val=""/>
+      <w:lvlJc w:val="left"/>
+      <w:pPr>
+        <w:tabs>
+          <w:tab w:val="num" w:pos="6480"/>
+        </w:tabs>
+        <w:ind w:left="6480" w:hanging="360"/>
+      </w:pPr>
+      <w:rPr>
+        <w:rFonts w:ascii="Wingdings" w:hAnsi="Wingdings" w:hint="default"/>
+        <w:sz w:val="20"/>
+      </w:rPr>
+    </w:lvl>
+  </w:abstractNum>
+  <w:abstractNum w:abstractNumId="1" w15:restartNumberingAfterBreak="0">
+    <w:nsid w:val="0EA61711"/>
+    <w:multiLevelType w:val="multilevel"/>
+    <w:tmpl w:val="39446C24"/>
+    <w:lvl w:ilvl="0">
+      <w:start w:val="1"/>
+      <w:numFmt w:val="bullet"/>
+      <w:lvlText w:val=""/>
+      <w:lvlJc w:val="left"/>
+      <w:pPr>
+        <w:tabs>
+          <w:tab w:val="num" w:pos="1440"/>
+        </w:tabs>
+        <w:ind w:left="1440" w:hanging="360"/>
+      </w:pPr>
+      <w:rPr>
+        <w:rFonts w:ascii="Symbol" w:hAnsi="Symbol" w:hint="default"/>
+        <w:sz w:val="20"/>
+      </w:rPr>
+    </w:lvl>
+    <w:lvl w:ilvl="1" w:tentative="1">
+      <w:start w:val="1"/>
+      <w:numFmt w:val="bullet"/>
+      <w:lvlText w:val="o"/>
+      <w:lvlJc w:val="left"/>
+      <w:pPr>
+        <w:tabs>
+          <w:tab w:val="num" w:pos="2160"/>
+        </w:tabs>
+        <w:ind w:left="2160" w:hanging="360"/>
+      </w:pPr>
+      <w:rPr>
+        <w:rFonts w:ascii="Courier New" w:hAnsi="Courier New" w:hint="default"/>
+        <w:sz w:val="20"/>
+      </w:rPr>
+    </w:lvl>
+    <w:lvl w:ilvl="2" w:tentative="1">
+      <w:start w:val="1"/>
+      <w:numFmt w:val="bullet"/>
+      <w:lvlText w:val=""/>
+      <w:lvlJc w:val="left"/>
+      <w:pPr>
+        <w:tabs>
+          <w:tab w:val="num" w:pos="2880"/>
+        </w:tabs>
+        <w:ind w:left="2880" w:hanging="360"/>
+      </w:pPr>
+      <w:rPr>
+        <w:rFonts w:ascii="Wingdings" w:hAnsi="Wingdings" w:hint="default"/>
+        <w:sz w:val="20"/>
+      </w:rPr>
+    </w:lvl>
+    <w:lvl w:ilvl="3" w:tentative="1">
+      <w:start w:val="1"/>
+      <w:numFmt w:val="bullet"/>
+      <w:lvlText w:val=""/>
+      <w:lvlJc w:val="left"/>
+      <w:pPr>
+        <w:tabs>
+          <w:tab w:val="num" w:pos="3600"/>
+        </w:tabs>
+        <w:ind w:left="3600" w:hanging="360"/>
+      </w:pPr>
+      <w:rPr>
+        <w:rFonts w:ascii="Wingdings" w:hAnsi="Wingdings" w:hint="default"/>
+        <w:sz w:val="20"/>
+      </w:rPr>
+    </w:lvl>
+    <w:lvl w:ilvl="4" w:tentative="1">
+      <w:start w:val="1"/>
+      <w:numFmt w:val="bullet"/>
+      <w:lvlText w:val=""/>
+      <w:lvlJc w:val="left"/>
+      <w:pPr>
+        <w:tabs>
+          <w:tab w:val="num" w:pos="4320"/>
+        </w:tabs>
+        <w:ind w:left="4320" w:hanging="360"/>
+      </w:pPr>
+      <w:rPr>
+        <w:rFonts w:ascii="Wingdings" w:hAnsi="Wingdings" w:hint="default"/>
+        <w:sz w:val="20"/>
+      </w:rPr>
+    </w:lvl>
+    <w:lvl w:ilvl="5" w:tentative="1">
+      <w:start w:val="1"/>
+      <w:numFmt w:val="bullet"/>
+      <w:lvlText w:val=""/>
+      <w:lvlJc w:val="left"/>
+      <w:pPr>
+        <w:tabs>
+          <w:tab w:val="num" w:pos="5040"/>
+        </w:tabs>
+        <w:ind w:left="5040" w:hanging="360"/>
+      </w:pPr>
+      <w:rPr>
+        <w:rFonts w:ascii="Wingdings" w:hAnsi="Wingdings" w:hint="default"/>
+        <w:sz w:val="20"/>
+      </w:rPr>
+    </w:lvl>
+    <w:lvl w:ilvl="6" w:tentative="1">
+      <w:start w:val="1"/>
+      <w:numFmt w:val="bullet"/>
+      <w:lvlText w:val=""/>
+      <w:lvlJc w:val="left"/>
+      <w:pPr>
+        <w:tabs>
+          <w:tab w:val="num" w:pos="5760"/>
+        </w:tabs>
+        <w:ind w:left="5760" w:hanging="360"/>
+      </w:pPr>
+      <w:rPr>
+        <w:rFonts w:ascii="Wingdings" w:hAnsi="Wingdings" w:hint="default"/>
+        <w:sz w:val="20"/>
+      </w:rPr>
+    </w:lvl>
+    <w:lvl w:ilvl="7" w:tentative="1">
+      <w:start w:val="1"/>
+      <w:numFmt w:val="bullet"/>
+      <w:lvlText w:val=""/>
+      <w:lvlJc w:val="left"/>
+      <w:pPr>
+        <w:tabs>
+          <w:tab w:val="num" w:pos="6480"/>
+        </w:tabs>
+        <w:ind w:left="6480" w:hanging="360"/>
+      </w:pPr>
+      <w:rPr>
+        <w:rFonts w:ascii="Wingdings" w:hAnsi="Wingdings" w:hint="default"/>
+        <w:sz w:val="20"/>
+      </w:rPr>
+    </w:lvl>
+    <w:lvl w:ilvl="8" w:tentative="1">
+      <w:start w:val="1"/>
+      <w:numFmt w:val="bullet"/>
+      <w:lvlText w:val=""/>
+      <w:lvlJc w:val="left"/>
+      <w:pPr>
+        <w:tabs>
+          <w:tab w:val="num" w:pos="7200"/>
+        </w:tabs>
+        <w:ind w:left="7200" w:hanging="360"/>
+      </w:pPr>
+      <w:rPr>
+        <w:rFonts w:ascii="Wingdings" w:hAnsi="Wingdings" w:hint="default"/>
+        <w:sz w:val="20"/>
+      </w:rPr>
+    </w:lvl>
+  </w:abstractNum>
+  <w:abstractNum w:abstractNumId="2" w15:restartNumberingAfterBreak="0">
     <w:nsid w:val="236519D4"/>
     <w:multiLevelType w:val="multilevel"/>
     <w:tmpl w:val="2872026E"/>
@@ -4935,7 +5575,7 @@
       </w:rPr>
     </w:lvl>
   </w:abstractNum>
-  <w:abstractNum w:abstractNumId="1" w15:restartNumberingAfterBreak="0">
+  <w:abstractNum w:abstractNumId="3" w15:restartNumberingAfterBreak="0">
     <w:nsid w:val="291666EF"/>
     <w:multiLevelType w:val="multilevel"/>
     <w:tmpl w:val="39446C24"/>
@@ -4971,7 +5611,7 @@
         <w:sz w:val="20"/>
       </w:rPr>
     </w:lvl>
-    <w:lvl w:ilvl="2" w:tentative="1">
+    <w:lvl w:ilvl="2">
       <w:start w:val="1"/>
       <w:numFmt w:val="bullet"/>
       <w:lvlText w:val=""/>
@@ -5084,7 +5724,7 @@
       </w:rPr>
     </w:lvl>
   </w:abstractNum>
-  <w:abstractNum w:abstractNumId="2" w15:restartNumberingAfterBreak="0">
+  <w:abstractNum w:abstractNumId="4" w15:restartNumberingAfterBreak="0">
     <w:nsid w:val="2E676173"/>
     <w:multiLevelType w:val="hybridMultilevel"/>
     <w:tmpl w:val="A1BE9884"/>
@@ -5170,7 +5810,156 @@
       </w:pPr>
     </w:lvl>
   </w:abstractNum>
-  <w:abstractNum w:abstractNumId="3" w15:restartNumberingAfterBreak="0">
+  <w:abstractNum w:abstractNumId="5" w15:restartNumberingAfterBreak="0">
+    <w:nsid w:val="2ED853E6"/>
+    <w:multiLevelType w:val="multilevel"/>
+    <w:tmpl w:val="CB563CEA"/>
+    <w:lvl w:ilvl="0">
+      <w:start w:val="1"/>
+      <w:numFmt w:val="bullet"/>
+      <w:lvlText w:val="o"/>
+      <w:lvlJc w:val="left"/>
+      <w:pPr>
+        <w:tabs>
+          <w:tab w:val="num" w:pos="1440"/>
+        </w:tabs>
+        <w:ind w:left="1440" w:hanging="360"/>
+      </w:pPr>
+      <w:rPr>
+        <w:rFonts w:ascii="Courier New" w:hAnsi="Courier New" w:cs="Courier New" w:hint="default"/>
+        <w:sz w:val="20"/>
+      </w:rPr>
+    </w:lvl>
+    <w:lvl w:ilvl="1" w:tentative="1">
+      <w:start w:val="1"/>
+      <w:numFmt w:val="bullet"/>
+      <w:lvlText w:val="o"/>
+      <w:lvlJc w:val="left"/>
+      <w:pPr>
+        <w:tabs>
+          <w:tab w:val="num" w:pos="2160"/>
+        </w:tabs>
+        <w:ind w:left="2160" w:hanging="360"/>
+      </w:pPr>
+      <w:rPr>
+        <w:rFonts w:ascii="Courier New" w:hAnsi="Courier New" w:hint="default"/>
+        <w:sz w:val="20"/>
+      </w:rPr>
+    </w:lvl>
+    <w:lvl w:ilvl="2" w:tentative="1">
+      <w:start w:val="1"/>
+      <w:numFmt w:val="bullet"/>
+      <w:lvlText w:val=""/>
+      <w:lvlJc w:val="left"/>
+      <w:pPr>
+        <w:tabs>
+          <w:tab w:val="num" w:pos="2880"/>
+        </w:tabs>
+        <w:ind w:left="2880" w:hanging="360"/>
+      </w:pPr>
+      <w:rPr>
+        <w:rFonts w:ascii="Wingdings" w:hAnsi="Wingdings" w:hint="default"/>
+        <w:sz w:val="20"/>
+      </w:rPr>
+    </w:lvl>
+    <w:lvl w:ilvl="3" w:tentative="1">
+      <w:start w:val="1"/>
+      <w:numFmt w:val="bullet"/>
+      <w:lvlText w:val=""/>
+      <w:lvlJc w:val="left"/>
+      <w:pPr>
+        <w:tabs>
+          <w:tab w:val="num" w:pos="3600"/>
+        </w:tabs>
+        <w:ind w:left="3600" w:hanging="360"/>
+      </w:pPr>
+      <w:rPr>
+        <w:rFonts w:ascii="Wingdings" w:hAnsi="Wingdings" w:hint="default"/>
+        <w:sz w:val="20"/>
+      </w:rPr>
+    </w:lvl>
+    <w:lvl w:ilvl="4" w:tentative="1">
+      <w:start w:val="1"/>
+      <w:numFmt w:val="bullet"/>
+      <w:lvlText w:val=""/>
+      <w:lvlJc w:val="left"/>
+      <w:pPr>
+        <w:tabs>
+          <w:tab w:val="num" w:pos="4320"/>
+        </w:tabs>
+        <w:ind w:left="4320" w:hanging="360"/>
+      </w:pPr>
+      <w:rPr>
+        <w:rFonts w:ascii="Wingdings" w:hAnsi="Wingdings" w:hint="default"/>
+        <w:sz w:val="20"/>
+      </w:rPr>
+    </w:lvl>
+    <w:lvl w:ilvl="5" w:tentative="1">
+      <w:start w:val="1"/>
+      <w:numFmt w:val="bullet"/>
+      <w:lvlText w:val=""/>
+      <w:lvlJc w:val="left"/>
+      <w:pPr>
+        <w:tabs>
+          <w:tab w:val="num" w:pos="5040"/>
+        </w:tabs>
+        <w:ind w:left="5040" w:hanging="360"/>
+      </w:pPr>
+      <w:rPr>
+        <w:rFonts w:ascii="Wingdings" w:hAnsi="Wingdings" w:hint="default"/>
+        <w:sz w:val="20"/>
+      </w:rPr>
+    </w:lvl>
+    <w:lvl w:ilvl="6" w:tentative="1">
+      <w:start w:val="1"/>
+      <w:numFmt w:val="bullet"/>
+      <w:lvlText w:val=""/>
+      <w:lvlJc w:val="left"/>
+      <w:pPr>
+        <w:tabs>
+          <w:tab w:val="num" w:pos="5760"/>
+        </w:tabs>
+        <w:ind w:left="5760" w:hanging="360"/>
+      </w:pPr>
+      <w:rPr>
+        <w:rFonts w:ascii="Wingdings" w:hAnsi="Wingdings" w:hint="default"/>
+        <w:sz w:val="20"/>
+      </w:rPr>
+    </w:lvl>
+    <w:lvl w:ilvl="7" w:tentative="1">
+      <w:start w:val="1"/>
+      <w:numFmt w:val="bullet"/>
+      <w:lvlText w:val=""/>
+      <w:lvlJc w:val="left"/>
+      <w:pPr>
+        <w:tabs>
+          <w:tab w:val="num" w:pos="6480"/>
+        </w:tabs>
+        <w:ind w:left="6480" w:hanging="360"/>
+      </w:pPr>
+      <w:rPr>
+        <w:rFonts w:ascii="Wingdings" w:hAnsi="Wingdings" w:hint="default"/>
+        <w:sz w:val="20"/>
+      </w:rPr>
+    </w:lvl>
+    <w:lvl w:ilvl="8" w:tentative="1">
+      <w:start w:val="1"/>
+      <w:numFmt w:val="bullet"/>
+      <w:lvlText w:val=""/>
+      <w:lvlJc w:val="left"/>
+      <w:pPr>
+        <w:tabs>
+          <w:tab w:val="num" w:pos="7200"/>
+        </w:tabs>
+        <w:ind w:left="7200" w:hanging="360"/>
+      </w:pPr>
+      <w:rPr>
+        <w:rFonts w:ascii="Wingdings" w:hAnsi="Wingdings" w:hint="default"/>
+        <w:sz w:val="20"/>
+      </w:rPr>
+    </w:lvl>
+  </w:abstractNum>
+  <w:abstractNum w:abstractNumId="6" w15:restartNumberingAfterBreak="0">
     <w:nsid w:val="34253641"/>
     <w:multiLevelType w:val="multilevel"/>
     <w:tmpl w:val="44025A4C"/>
@@ -5319,7 +6108,7 @@
       </w:rPr>
     </w:lvl>
   </w:abstractNum>
-  <w:abstractNum w:abstractNumId="4" w15:restartNumberingAfterBreak="0">
+  <w:abstractNum w:abstractNumId="7" w15:restartNumberingAfterBreak="0">
     <w:nsid w:val="45120BDC"/>
     <w:multiLevelType w:val="hybridMultilevel"/>
     <w:tmpl w:val="56C405EE"/>
@@ -5405,7 +6194,7 @@
       </w:pPr>
     </w:lvl>
   </w:abstractNum>
-  <w:abstractNum w:abstractNumId="5" w15:restartNumberingAfterBreak="0">
+  <w:abstractNum w:abstractNumId="8" w15:restartNumberingAfterBreak="0">
     <w:nsid w:val="658A197C"/>
     <w:multiLevelType w:val="multilevel"/>
     <w:tmpl w:val="C4B02B96"/>
@@ -5554,7 +6343,7 @@
       </w:rPr>
     </w:lvl>
   </w:abstractNum>
-  <w:abstractNum w:abstractNumId="6" w15:restartNumberingAfterBreak="0">
+  <w:abstractNum w:abstractNumId="9" w15:restartNumberingAfterBreak="0">
     <w:nsid w:val="71A93257"/>
     <w:multiLevelType w:val="multilevel"/>
     <w:tmpl w:val="F8DCA734"/>
@@ -5703,7 +6492,7 @@
       </w:rPr>
     </w:lvl>
   </w:abstractNum>
-  <w:abstractNum w:abstractNumId="7" w15:restartNumberingAfterBreak="0">
+  <w:abstractNum w:abstractNumId="10" w15:restartNumberingAfterBreak="0">
     <w:nsid w:val="7B1A6F62"/>
     <w:multiLevelType w:val="multilevel"/>
     <w:tmpl w:val="8E1E9F24"/>
@@ -5853,27 +6642,36 @@
     </w:lvl>
   </w:abstractNum>
   <w:num w:numId="1">
+    <w:abstractNumId w:val="4"/>
+  </w:num>
+  <w:num w:numId="2">
+    <w:abstractNumId w:val="7"/>
+  </w:num>
+  <w:num w:numId="3">
+    <w:abstractNumId w:val="6"/>
+  </w:num>
+  <w:num w:numId="4">
+    <w:abstractNumId w:val="9"/>
+  </w:num>
+  <w:num w:numId="5">
+    <w:abstractNumId w:val="3"/>
+  </w:num>
+  <w:num w:numId="6">
+    <w:abstractNumId w:val="10"/>
+  </w:num>
+  <w:num w:numId="7">
     <w:abstractNumId w:val="2"/>
   </w:num>
-  <w:num w:numId="2">
-    <w:abstractNumId w:val="4"/>
+  <w:num w:numId="8">
+    <w:abstractNumId w:val="8"/>
   </w:num>
-  <w:num w:numId="3">
-    <w:abstractNumId w:val="3"/>
+  <w:num w:numId="9">
+    <w:abstractNumId w:val="0"/>
   </w:num>
-  <w:num w:numId="4">
-    <w:abstractNumId w:val="6"/>
-  </w:num>
-  <w:num w:numId="5">
+  <w:num w:numId="10">
     <w:abstractNumId w:val="1"/>
   </w:num>
-  <w:num w:numId="6">
-    <w:abstractNumId w:val="7"/>
-  </w:num>
-  <w:num w:numId="7">
-    <w:abstractNumId w:val="0"/>
-  </w:num>
-  <w:num w:numId="8">
+  <w:num w:numId="11">
     <w:abstractNumId w:val="5"/>
   </w:num>
 </w:numbering>

--- a/lab4/about/lab4.1.docx
+++ b/lab4/about/lab4.1.docx
@@ -4851,10 +4851,10 @@
         </w:rPr>
         <w:lastRenderedPageBreak/>
         <w:drawing>
-          <wp:inline distT="0" distB="0" distL="0" distR="0" wp14:anchorId="630876ED" wp14:editId="113D8D3C">
-            <wp:extent cx="4482402" cy="5001371"/>
-            <wp:effectExtent l="0" t="0" r="0" b="8890"/>
-            <wp:docPr id="1" name="Рисунок 1"/>
+          <wp:inline distT="0" distB="0" distL="0" distR="0" wp14:anchorId="223450D5" wp14:editId="6D66CE19">
+            <wp:extent cx="4202430" cy="9612630"/>
+            <wp:effectExtent l="0" t="0" r="7620" b="7620"/>
+            <wp:docPr id="3" name="Рисунок 3"/>
             <wp:cNvGraphicFramePr>
               <a:graphicFrameLocks xmlns:a="http://schemas.openxmlformats.org/drawingml/2006/main" noChangeAspect="1"/>
             </wp:cNvGraphicFramePr>
@@ -4862,7 +4862,7 @@
               <a:graphicData uri="http://schemas.openxmlformats.org/drawingml/2006/picture">
                 <pic:pic xmlns:pic="http://schemas.openxmlformats.org/drawingml/2006/picture">
                   <pic:nvPicPr>
-                    <pic:cNvPr id="1" name="Рисунок 1"/>
+                    <pic:cNvPr id="3" name="Рисунок 3"/>
                     <pic:cNvPicPr/>
                   </pic:nvPicPr>
                   <pic:blipFill>
@@ -4880,7 +4880,7 @@
                   <pic:spPr>
                     <a:xfrm>
                       <a:off x="0" y="0"/>
-                      <a:ext cx="4499125" cy="5020030"/>
+                      <a:ext cx="4202430" cy="9612630"/>
                     </a:xfrm>
                     <a:prstGeom prst="rect">
                       <a:avLst/>
@@ -4909,11 +4909,12 @@
           <w:sz w:val="28"/>
           <w:szCs w:val="28"/>
         </w:rPr>
+        <w:lastRenderedPageBreak/>
         <w:drawing>
-          <wp:inline distT="0" distB="0" distL="0" distR="0" wp14:anchorId="691F821C" wp14:editId="3ADEB527">
-            <wp:extent cx="6120765" cy="4445635"/>
-            <wp:effectExtent l="0" t="0" r="0" b="0"/>
-            <wp:docPr id="2" name="Рисунок 2"/>
+          <wp:inline distT="0" distB="0" distL="0" distR="0" wp14:anchorId="33B18E1C" wp14:editId="7D19D389">
+            <wp:extent cx="6120765" cy="9178925"/>
+            <wp:effectExtent l="0" t="0" r="0" b="3175"/>
+            <wp:docPr id="4" name="Рисунок 4"/>
             <wp:cNvGraphicFramePr>
               <a:graphicFrameLocks xmlns:a="http://schemas.openxmlformats.org/drawingml/2006/main" noChangeAspect="1"/>
             </wp:cNvGraphicFramePr>
@@ -4921,7 +4922,7 @@
               <a:graphicData uri="http://schemas.openxmlformats.org/drawingml/2006/picture">
                 <pic:pic xmlns:pic="http://schemas.openxmlformats.org/drawingml/2006/picture">
                   <pic:nvPicPr>
-                    <pic:cNvPr id="2" name="Рисунок 2"/>
+                    <pic:cNvPr id="4" name="Рисунок 4"/>
                     <pic:cNvPicPr/>
                   </pic:nvPicPr>
                   <pic:blipFill>
@@ -4939,7 +4940,7 @@
                   <pic:spPr>
                     <a:xfrm>
                       <a:off x="0" y="0"/>
-                      <a:ext cx="6120765" cy="4445635"/>
+                      <a:ext cx="6120765" cy="9178925"/>
                     </a:xfrm>
                     <a:prstGeom prst="rect">
                       <a:avLst/>
